--- a/docs/SDC310L Test Description James Strohm.docx
+++ b/docs/SDC310L Test Description James Strohm.docx
@@ -680,7 +680,7 @@
         <w:t xml:space="preserve">Layer 2 — Automated end-to-end tests.  </w:t>
       </w:r>
       <w:r>
-        <w:t>A shell script (tests/e2e.sh, 68 checks) driving the running store over real HTTP with a cookie jar. This is the layer that proves Apache, PHP, and MariaDB work together, that status codes and redirects are correct, and that the security guards hold against actual requests rather than in principle.</w:t>
+        <w:t>A shell script (tests/e2e.sh, 70 checks) driving the running store over real HTTP with a cookie jar. This is the layer that proves Apache, PHP, and MariaDB work together, that status codes and redirects are correct, and that the security guards hold against actual requests rather than in principle.</w:t>
       </w:r>
     </w:p>
     <w:p>
@@ -947,7 +947,7 @@
               <w:rPr>
                 <w:sz w:val="20"/>
               </w:rPr>
-              <w:t>68</w:t>
+              <w:t>70</w:t>
             </w:r>
           </w:p>
         </w:tc>
@@ -964,7 +964,7 @@
               <w:rPr>
                 <w:sz w:val="20"/>
               </w:rPr>
-              <w:t>68</w:t>
+              <w:t>70</w:t>
             </w:r>
           </w:p>
         </w:tc>
@@ -1121,7 +1121,7 @@
               <w:rPr>
                 <w:sz w:val="20"/>
               </w:rPr>
-              <w:t>343</w:t>
+              <w:t>345</w:t>
             </w:r>
           </w:p>
         </w:tc>
@@ -1138,7 +1138,7 @@
               <w:rPr>
                 <w:sz w:val="20"/>
               </w:rPr>
-              <w:t>343</w:t>
+              <w:t>345</w:t>
             </w:r>
           </w:p>
         </w:tc>
@@ -1198,7 +1198,7 @@
           <w:b w:val="0"/>
           <w:i w:val="0"/>
         </w:rPr>
-        <w:t>Five defects were found during Week 5 testing. All five were fixed and the suites re-run; the figures above are from the run after the fixes. The defects are listed in section 6.</w:t>
+        <w:t>Nine defects were found during Week 5 testing and a code review of the week's diff. All nine were fixed and both suites re-run; the figures above are from the run after the fixes. The defects are listed in section 6. Four of the nine were defects in the test script itself — checks that could not have failed — which is why section 6 records a negative control for each.</w:t>
       </w:r>
     </w:p>
     <w:p>
@@ -1379,7 +1379,7 @@
         <w:t xml:space="preserve">How it was tested:  </w:t>
       </w:r>
       <w:r>
-        <w:t>Three ways. The conversion and rounding rules are tested in test_money.php (12 assertions) and the totals computation in test_cart.php (12 of its assertions), including the specific case that a bare (int) cast of 129.99 x 100 truncates to 12998 because 129.99 has no exact binary representation. End-to-end area C (13 checks) then builds a fixed basket against the running store — 2 x Trailhead 45L Backpack at $129.99 plus 1 x Cascade 2-Person Tent at $249.00 — and reads the four figures back out of the rendered order summary. The basket was chosen because its figures can be checked by hand and because it is the same basket used to verify Week 3 and Week 4, so any drift between milestones would show.</w:t>
+        <w:t>Three ways. The conversion and rounding rules are tested in test_money.php (12 assertions) and the totals computation in test_cart.php (12 of its assertions), including the specific case that a bare (int) cast of 129.99 x 100 truncates to 12998 because 129.99 has no exact binary representation. End-to-end area C (15 checks) then builds a fixed basket against the running store — 2 x Trailhead 45L Backpack at $129.99 plus 1 x Cascade 2-Person Tent at $249.00 — and reads the four figures back out of the rendered order summary. The basket was chosen because its figures can be checked by hand and because it is the same basket used to verify Week 3 and Week 4, so any drift between milestones would show.</w:t>
       </w:r>
     </w:p>
     <w:p>
@@ -1391,7 +1391,7 @@
         <w:t xml:space="preserve">Results:  </w:t>
       </w:r>
       <w:r>
-        <w:t>All 37 checks pass. The rendered summary reads: total of items ordered $508.98, tax $25.45, shipping and handling $50.90, order total $585.33. These are identical to the figures the Week 3 and Week 4 builds produced for the same basket, so neither the MVC re-architecture nor this week's changes altered the arithmetic. Tax and shipping are each rounded to the cent independently and the order total is the sum of the three rounded figures, which is why the printed lines add up exactly.</w:t>
+        <w:t>All 39 checks pass. The rendered summary reads: total of items ordered $508.98, tax $25.45, shipping and handling $50.90, order total $585.33. These are identical to the figures the Week 3 and Week 4 builds produced for the same basket, so neither the MVC re-architecture nor this week's changes altered the arithmetic. Tax and shipping are each rounded to the cent independently and the order total is the sum of the three rounded figures, which is why the printed lines add up exactly. Three further checks in this area re-derive tax, shipping, and the order total independently in whole cents from the item total shown on the page, so the rules are verified for whatever basket is present rather than only for the one with known figures. Deliberately breaking the tax rule turns all three red — confirmed, because two earlier versions of that check could not fail at all (defect D-7).</w:t>
       </w:r>
     </w:p>
     <w:p>
@@ -2284,6 +2284,286 @@
                 <w:sz w:val="20"/>
               </w:rPr>
               <w:t>Diagnosed by reproducing the sequence by hand with curl, which showed the application was correct throughout. The assertions now follow the rejected POST with nothing in between, and the reason is recorded in a comment so the ordering is not "tidied" later.</w:t>
+            </w:r>
+          </w:p>
+        </w:tc>
+      </w:tr>
+      <w:tr>
+        <w:tc>
+          <w:tcPr>
+            <w:tcW w:type="dxa" w:w="648"/>
+          </w:tcPr>
+          <w:p>
+            <w:pPr>
+              <w:spacing w:after="40"/>
+            </w:pPr>
+            <w:r/>
+            <w:r>
+              <w:rPr>
+                <w:sz w:val="20"/>
+              </w:rPr>
+              <w:t>D-6</w:t>
+            </w:r>
+          </w:p>
+        </w:tc>
+        <w:tc>
+          <w:tcPr>
+            <w:tcW w:type="dxa" w:w="3024"/>
+          </w:tcPr>
+          <w:p>
+            <w:pPr>
+              <w:spacing w:after="40"/>
+            </w:pPr>
+            <w:r/>
+            <w:r>
+              <w:rPr>
+                <w:sz w:val="20"/>
+              </w:rPr>
+              <w:t>A check that could not fail: the "minus button is disabled at zero" assertion used a two-line search string, and grep -F treats an embedded newline in the pattern as alternation rather than as a literal. The check passed if either half of the needle was present, so deleting the disabled attribute from the template would have left it green.</w:t>
+            </w:r>
+          </w:p>
+        </w:tc>
+        <w:tc>
+          <w:tcPr>
+            <w:tcW w:type="dxa" w:w="2448"/>
+          </w:tcPr>
+          <w:p>
+            <w:pPr>
+              <w:spacing w:after="40"/>
+            </w:pPr>
+            <w:r/>
+            <w:r>
+              <w:rPr>
+                <w:sz w:val="20"/>
+              </w:rPr>
+              <w:t>Code review of the Week 5 diff.</w:t>
+            </w:r>
+          </w:p>
+        </w:tc>
+        <w:tc>
+          <w:tcPr>
+            <w:tcW w:type="dxa" w:w="3240"/>
+          </w:tcPr>
+          <w:p>
+            <w:pPr>
+              <w:spacing w:after="40"/>
+            </w:pPr>
+            <w:r/>
+            <w:r>
+              <w:rPr>
+                <w:sz w:val="20"/>
+              </w:rPr>
+              <w:t>The check now collapses the page's whitespace and matches a single line. Negative control: with the disabled attribute removed from the template, the check fails.</w:t>
+            </w:r>
+          </w:p>
+        </w:tc>
+      </w:tr>
+      <w:tr>
+        <w:tc>
+          <w:tcPr>
+            <w:tcW w:type="dxa" w:w="648"/>
+          </w:tcPr>
+          <w:p>
+            <w:pPr>
+              <w:spacing w:after="40"/>
+            </w:pPr>
+            <w:r/>
+            <w:r>
+              <w:rPr>
+                <w:sz w:val="20"/>
+              </w:rPr>
+              <w:t>D-7</w:t>
+            </w:r>
+          </w:p>
+        </w:tc>
+        <w:tc>
+          <w:tcPr>
+            <w:tcW w:type="dxa" w:w="3024"/>
+          </w:tcPr>
+          <w:p>
+            <w:pPr>
+              <w:spacing w:after="40"/>
+            </w:pPr>
+            <w:r/>
+            <w:r>
+              <w:rPr>
+                <w:sz w:val="20"/>
+              </w:rPr>
+              <w:t>A second check that could not fail: "the printed lines add up to the printed total" summed three hardcoded literals and compared them to a fourth hardcoded literal. Nothing was read from the application at all.</w:t>
+            </w:r>
+          </w:p>
+        </w:tc>
+        <w:tc>
+          <w:tcPr>
+            <w:tcW w:type="dxa" w:w="2448"/>
+          </w:tcPr>
+          <w:p>
+            <w:pPr>
+              <w:spacing w:after="40"/>
+            </w:pPr>
+            <w:r/>
+            <w:r>
+              <w:rPr>
+                <w:sz w:val="20"/>
+              </w:rPr>
+              <w:t>Code review of the Week 5 diff.</w:t>
+            </w:r>
+          </w:p>
+        </w:tc>
+        <w:tc>
+          <w:tcPr>
+            <w:tcW w:type="dxa" w:w="3240"/>
+          </w:tcPr>
+          <w:p>
+            <w:pPr>
+              <w:spacing w:after="40"/>
+            </w:pPr>
+            <w:r/>
+            <w:r>
+              <w:rPr>
+                <w:sz w:val="20"/>
+              </w:rPr>
+              <w:t>Rewriting it to sum the three figures read off the page was still not enough — the order total is computed as exactly that sum, so it could never disagree. It now re-derives tax, shipping, and the total independently in whole cents from the item total on the page. Negative control: breaking the tax rounding turns three checks red where it previously turned none.</w:t>
+            </w:r>
+          </w:p>
+        </w:tc>
+      </w:tr>
+      <w:tr>
+        <w:tc>
+          <w:tcPr>
+            <w:tcW w:type="dxa" w:w="648"/>
+          </w:tcPr>
+          <w:p>
+            <w:pPr>
+              <w:spacing w:after="40"/>
+            </w:pPr>
+            <w:r/>
+            <w:r>
+              <w:rPr>
+                <w:sz w:val="20"/>
+              </w:rPr>
+              <w:t>D-8</w:t>
+            </w:r>
+          </w:p>
+        </w:tc>
+        <w:tc>
+          <w:tcPr>
+            <w:tcW w:type="dxa" w:w="3024"/>
+          </w:tcPr>
+          <w:p>
+            <w:pPr>
+              <w:spacing w:after="40"/>
+            </w:pPr>
+            <w:r/>
+            <w:r>
+              <w:rPr>
+                <w:sz w:val="20"/>
+              </w:rPr>
+              <w:t>The SQL injection check reported a pass when the database client was missing or the database was down: both sides of the before/after row count were the empty string, and two empty strings compare equal. An interrupted run also left the XSS probe row in the live database, so the next run failed its product count as though the application had regressed.</w:t>
+            </w:r>
+          </w:p>
+        </w:tc>
+        <w:tc>
+          <w:tcPr>
+            <w:tcW w:type="dxa" w:w="2448"/>
+          </w:tcPr>
+          <w:p>
+            <w:pPr>
+              <w:spacing w:after="40"/>
+            </w:pPr>
+            <w:r/>
+            <w:r>
+              <w:rPr>
+                <w:sz w:val="20"/>
+              </w:rPr>
+              <w:t>Code review of the Week 5 diff.</w:t>
+            </w:r>
+          </w:p>
+        </w:tc>
+        <w:tc>
+          <w:tcPr>
+            <w:tcW w:type="dxa" w:w="3240"/>
+          </w:tcPr>
+          <w:p>
+            <w:pPr>
+              <w:spacing w:after="40"/>
+            </w:pPr>
+            <w:r/>
+            <w:r>
+              <w:rPr>
+                <w:sz w:val="20"/>
+              </w:rPr>
+              <w:t>The row count is now guarded and the script aborts with status 2 rather than reporting a pass, and the probe row is removed by the exit trap. Worth recording: the first version of the guard had the same bug it was fixing — it called exit inside a command substitution, which only leaves the subshell, so the script sailed past a dead database and still reported 69 checks passed. Negative control: pointed at a nonexistent client, the script now aborts with status 2.</w:t>
+            </w:r>
+          </w:p>
+        </w:tc>
+      </w:tr>
+      <w:tr>
+        <w:tc>
+          <w:tcPr>
+            <w:tcW w:type="dxa" w:w="648"/>
+          </w:tcPr>
+          <w:p>
+            <w:pPr>
+              <w:spacing w:after="40"/>
+            </w:pPr>
+            <w:r/>
+            <w:r>
+              <w:rPr>
+                <w:sz w:val="20"/>
+              </w:rPr>
+              <w:t>D-9</w:t>
+            </w:r>
+          </w:p>
+        </w:tc>
+        <w:tc>
+          <w:tcPr>
+            <w:tcW w:type="dxa" w:w="3024"/>
+          </w:tcPr>
+          <w:p>
+            <w:pPr>
+              <w:spacing w:after="40"/>
+            </w:pPr>
+            <w:r/>
+            <w:r>
+              <w:rPr>
+                <w:sz w:val="20"/>
+              </w:rPr>
+              <w:t>A rejected POST could overwrite a pending flash message. A forged request landing between a visitor's checkout and their redirect replaced "Thank you for your order" with a failure notice, telling them a completed order had not gone through. Separately, aria-labelledby on the quantity span did nothing, because a bare span has no role and so gets no accessible name computed for it.</w:t>
+            </w:r>
+          </w:p>
+        </w:tc>
+        <w:tc>
+          <w:tcPr>
+            <w:tcW w:type="dxa" w:w="2448"/>
+          </w:tcPr>
+          <w:p>
+            <w:pPr>
+              <w:spacing w:after="40"/>
+            </w:pPr>
+            <w:r/>
+            <w:r>
+              <w:rPr>
+                <w:sz w:val="20"/>
+              </w:rPr>
+              <w:t>Code review of the Week 5 diff; the flash behavior was then reproduced end to end with curl before anything was changed.</w:t>
+            </w:r>
+          </w:p>
+        </w:tc>
+        <w:tc>
+          <w:tcPr>
+            <w:tcW w:type="dxa" w:w="3240"/>
+          </w:tcPr>
+          <w:p>
+            <w:pPr>
+              <w:spacing w:after="40"/>
+            </w:pPr>
+            <w:r/>
+            <w:r>
+              <w:rPr>
+                <w:sz w:val="20"/>
+              </w:rPr>
+              <w:t>A message already waiting is now left alone, and token verification reads the stored token rather than minting one. The quantity label is a real visually-hidden text node read in document order. Verified by replaying the checkout-then-forged-POST sequence: the visitor keeps their receipt.</w:t>
             </w:r>
           </w:p>
         </w:tc>
@@ -3415,7 +3695,7 @@
           <w:b w:val="0"/>
           <w:i w:val="0"/>
         </w:rPr>
-        <w:t>All 343 checks pass and both automated suites exit 0. Every functional requirement in the Course Project Overview is covered by at least one automated test, and the order arithmetic produces figures identical to the Week 3 and Week 4 builds for the same basket, so the two re-architectures between then and now changed no behavior a visitor can observe.</w:t>
+        <w:t>All 345 checks pass and both automated suites exit 0. Every functional requirement in the Course Project Overview is covered by at least one automated test, and the order arithmetic produces figures identical to the Week 3 and Week 4 builds for the same basket, so the two re-architectures between then and now changed no behavior a visitor can observe.</w:t>
       </w:r>
     </w:p>
     <w:p>
@@ -3424,7 +3704,16 @@
           <w:b w:val="0"/>
           <w:i w:val="0"/>
         </w:rPr>
-        <w:t>The five defects found were all fixed and re-verified. Three of them — the test suite reporting success when the database was down, the clipped cart column, and the misleading success styling on a rejected request — would not have been found by reading the code, which is the argument for having run the tests rather than reasoned about them.</w:t>
+        <w:t>The more uncomfortable finding is that four of the nine defects were in the test script itself: three checks that could not have failed whatever the application did, and a guard against a masked failure that reproduced the very failure it was written to prevent. A test that cannot fail is indistinguishable from a test that passes, and neither reading it nor running it tells the two apart. The only thing that does is deliberately breaking the behavior and confirming the check goes red, so every check repaired in this round has such a negative control recorded against it in section 6.</w:t>
+      </w:r>
+    </w:p>
+    <w:p>
+      <w:r>
+        <w:rPr>
+          <w:b w:val="0"/>
+          <w:i w:val="0"/>
+        </w:rPr>
+        <w:t>The nine defects found were all fixed and re-verified. Three of them — the test suite reporting success when the database was down, the clipped cart column, and the misleading success styling on a rejected request — would not have been found by reading the code, which is the argument for having run the tests rather than reasoned about them.</w:t>
       </w:r>
     </w:p>
     <w:sectPr>

--- a/docs/SDC310L Test Description James Strohm.docx
+++ b/docs/SDC310L Test Description James Strohm.docx
@@ -254,7 +254,7 @@
               <w:rPr>
                 <w:sz w:val="20"/>
               </w:rPr>
-              <w:t>Phase5</w:t>
+              <w:t>Phase4 (the Week 5 submission; the same commit is also tagged Phase5)</w:t>
             </w:r>
           </w:p>
         </w:tc>
@@ -701,7 +701,7 @@
           <w:b w:val="0"/>
           <w:i w:val="0"/>
         </w:rPr>
-        <w:t>Both automated suites are re-runnable and are committed to the repository, so every result in this document can be reproduced:</w:t>
+        <w:t>Both automated suites are re-runnable and are committed to the repository, so every result in this document can be reproduced. The figures below were confirmed against a fresh clone of the submitted tag, not only against the working copy:</w:t>
       </w:r>
     </w:p>
     <w:p>
